--- a/public/anexos/07-Matrices/Matriz_de_Riesgo_ALMEXA.docx
+++ b/public/anexos/07-Matrices/Matriz_de_Riesgo_ALMEXA.docx
@@ -164,7 +164,7 @@
                 <w:sz w:val="18"/>
                 <w:szCs w:val="18"/>
               </w:rPr>
-              <w:t>Requisito SRS relacionado</w:t>
+              <w:t>Requerimiento afectado</w:t>
             </w:r>
           </w:p>
         </w:tc>
@@ -404,7 +404,7 @@
                 <w:sz w:val="18"/>
                 <w:szCs w:val="18"/>
               </w:rPr>
-              <w:t>Alto</w:t>
+              <w:t>Medio</w:t>
             </w:r>
           </w:p>
         </w:tc>
@@ -553,7 +553,7 @@
                 <w:sz w:val="18"/>
                 <w:szCs w:val="18"/>
               </w:rPr>
-              <w:t>Alto</w:t>
+              <w:t>Medio</w:t>
             </w:r>
           </w:p>
         </w:tc>
@@ -595,7 +595,7 @@
                 <w:sz w:val="18"/>
                 <w:szCs w:val="18"/>
               </w:rPr>
-              <w:t>Alta</w:t>
+              <w:t>Media</w:t>
             </w:r>
           </w:p>
         </w:tc>
@@ -702,7 +702,7 @@
                 <w:sz w:val="18"/>
                 <w:szCs w:val="18"/>
               </w:rPr>
-              <w:t>Crítico</w:t>
+              <w:t>Alto</w:t>
             </w:r>
           </w:p>
         </w:tc>
@@ -851,7 +851,7 @@
                 <w:sz w:val="18"/>
                 <w:szCs w:val="18"/>
               </w:rPr>
-              <w:t>Alto</w:t>
+              <w:t>Medio</w:t>
             </w:r>
           </w:p>
         </w:tc>
@@ -893,7 +893,7 @@
                 <w:sz w:val="18"/>
                 <w:szCs w:val="18"/>
               </w:rPr>
-              <w:t>Alta</w:t>
+              <w:t>Media</w:t>
             </w:r>
           </w:p>
         </w:tc>
@@ -1000,7 +1000,7 @@
                 <w:sz w:val="18"/>
                 <w:szCs w:val="18"/>
               </w:rPr>
-              <w:t>Alto</w:t>
+              <w:t>Medio</w:t>
             </w:r>
           </w:p>
         </w:tc>
@@ -1042,7 +1042,7 @@
                 <w:sz w:val="18"/>
                 <w:szCs w:val="18"/>
               </w:rPr>
-              <w:t>Alta</w:t>
+              <w:t>Media</w:t>
             </w:r>
           </w:p>
         </w:tc>
@@ -1447,7 +1447,7 @@
                 <w:sz w:val="18"/>
                 <w:szCs w:val="18"/>
               </w:rPr>
-              <w:t>Crítico</w:t>
+              <w:t>Alto</w:t>
             </w:r>
           </w:p>
         </w:tc>
@@ -1596,7 +1596,7 @@
                 <w:sz w:val="18"/>
                 <w:szCs w:val="18"/>
               </w:rPr>
-              <w:t>Crítico</w:t>
+              <w:t>Alto</w:t>
             </w:r>
           </w:p>
         </w:tc>
@@ -1745,7 +1745,7 @@
                 <w:sz w:val="18"/>
                 <w:szCs w:val="18"/>
               </w:rPr>
-              <w:t>Alto</w:t>
+              <w:t>Medio</w:t>
             </w:r>
           </w:p>
         </w:tc>
@@ -1894,7 +1894,7 @@
                 <w:sz w:val="18"/>
                 <w:szCs w:val="18"/>
               </w:rPr>
-              <w:t>Alto</w:t>
+              <w:t>Medio</w:t>
             </w:r>
           </w:p>
         </w:tc>
@@ -1986,7 +1986,7 @@
                 <w:sz w:val="18"/>
                 <w:szCs w:val="18"/>
               </w:rPr>
-              <w:t>RF5.2, RF3</w:t>
+              <w:t>ERF5.2, RF3</w:t>
             </w:r>
           </w:p>
         </w:tc>
@@ -2044,7 +2044,7 @@
                 <w:sz w:val="18"/>
                 <w:szCs w:val="18"/>
               </w:rPr>
-              <w:t>Medio</w:t>
+              <w:t>Bajo</w:t>
             </w:r>
           </w:p>
         </w:tc>
@@ -2086,7 +2086,7 @@
                 <w:sz w:val="18"/>
                 <w:szCs w:val="18"/>
               </w:rPr>
-              <w:t>Alta</w:t>
+              <w:t>Baja</w:t>
             </w:r>
           </w:p>
         </w:tc>
@@ -2235,7 +2235,7 @@
                 <w:sz w:val="18"/>
                 <w:szCs w:val="18"/>
               </w:rPr>
-              <w:t>Alta</w:t>
+              <w:t>Media</w:t>
             </w:r>
           </w:p>
         </w:tc>
@@ -2356,7 +2356,7 @@
                 <w:sz w:val="18"/>
                 <w:szCs w:val="18"/>
               </w:rPr>
-              <w:t>Establecer licencia Apache 2.0 (provisional, software libre), documento de licenciamiento y NOTICE.</w:t>
+              <w:t>Adoptar la licencia BSL 1.1 (Business Source License, Additional Use Grant: None, Change Date: 4 años, Change License: GPL v2.0 o posterior), conforme a la documentación de licenciamiento ALMEXA.</w:t>
             </w:r>
           </w:p>
         </w:tc>
@@ -2384,7 +2384,7 @@
                 <w:sz w:val="18"/>
                 <w:szCs w:val="18"/>
               </w:rPr>
-              <w:t>Alta</w:t>
+              <w:t>Media</w:t>
             </w:r>
           </w:p>
         </w:tc>
@@ -2410,7 +2410,7 @@
         <w:spacing w:after="200"/>
       </w:pPr>
       <w:r>
-        <w:t>Probabilidad: 1 Muy baja · 2 Baja · 3 Media · 4 Alta · 5 Muy alta.  Impacto: 1 Insignificante · 2 Menor · 3 Moderado · 4 Mayor · 5 Catastrófico.  Nivel: Bajo = 1-4 · Medio = 5-9 · Alto = 10-15 · Crítico = 16-25.</w:t>
+        <w:t>Probabilidad: 1 Muy baja · 2 Baja · 3 Media · 4 Alta · 5 Muy alta.  Impacto: 1 Insignificante · 2 Menor · 3 Moderado · 4 Mayor · 5 Catastrófico.  Nivel: Bajo = 1-4 · Medio = 5-9 · Alto = 10-15 · Crítico = 16-25.  Prioridad (derivada del nivel): Crítico o Alto = Alta · Medio = Media · Bajo = Baja.</w:t>
       </w:r>
     </w:p>
     <w:p/>

--- a/public/anexos/07-Matrices/Matriz_de_Riesgo_ALMEXA.docx
+++ b/public/anexos/07-Matrices/Matriz_de_Riesgo_ALMEXA.docx
@@ -30,6 +30,11 @@
           <w:szCs w:val="26"/>
         </w:rPr>
         <w:t>MATRIZ DE RIESGOS</w:t>
+      </w:r>
+    </w:p>
+    <w:p>
+      <w:r>
+        <w:t>Versión 3.0 — Actualizada el 19/09/2026, alineada con la escala probabilidad × impacto (Bajo 1-4, Medio 5-9, Alto 10-15, Crítico 16-25).</w:t>
       </w:r>
     </w:p>
     <w:p>
@@ -477,11 +482,7 @@
           </w:tcPr>
           <w:p>
             <w:r>
-              <w:rPr>
-                <w:sz w:val="18"/>
-                <w:szCs w:val="18"/>
-              </w:rPr>
-              <w:t>Inconsistencia del motor de base de datos en la documentación: SRS declara PostgreSQL, otros documentos usan MySQL</w:t>
+              <w:t>Inconsistencia del motor de base de datos en la documentación (PostgreSQL vs MySQL) — CONTROLADO: PostgreSQL unificado como único motor en el SRS y en todos los artefactos.</w:t>
             </w:r>
           </w:p>
         </w:tc>
@@ -563,11 +564,7 @@
           </w:tcPr>
           <w:p>
             <w:r>
-              <w:rPr>
-                <w:sz w:val="18"/>
-                <w:szCs w:val="18"/>
-              </w:rPr>
-              <w:t>Adjudicar PostgreSQL como único motor y actualizar/regenerar todos los documentos afectados.</w:t>
+              <w:t>Motor PostgreSQL ratificado como único en SRS, DER, SQL e informes; mantener la revisión cruzada en futuras actualizaciones y registrar los cambios en el Informe de Cambios.</w:t>
             </w:r>
           </w:p>
         </w:tc>
